--- a/daily-reports/2026-09-06/report.docx
+++ b/daily-reports/2026-09-06/report.docx
@@ -28,28 +28,28 @@
         <w:pStyle w:val="Heading2"/>
       </w:pPr>
       <w:r>
-        <w:t>1. lnkiai/m3e-canvas  ⭐ 3,696</w:t>
+        <w:t>1. lnkiai/m3e-canvas  ⭐ 3,710</w:t>
       </w:r>
     </w:p>
     <w:p>
       <w:r>
-        <w:t>语言：TypeScript ｜ Stars：3,696 ｜ Forks：308</w:t>
+        <w:t>语言：TypeScript ｜ Stars：3,710 ｜ Forks：311</w:t>
         <w:br/>
       </w:r>
       <w:r>
-        <w:t>这是什么：这是一个在浏览器里画草图的工具，专门用来设计 Material 3 风格的界面，画完还能直接生成写代码的提示词。</w:t>
+        <w:t>这是什么：这是一个在浏览器里画图的工具，专门用来设计安卓手机应用界面的草图，画完还能自动变成写代码的提示词。</w:t>
         <w:br/>
       </w:r>
       <w:r>
-        <w:t>能用来做什么：你可以用它快速画出手机 App 或网页的界面草图，然后自动得到一段描述，方便你让 AI 帮你写代码。</w:t>
+        <w:t>能用来做什么：你可以用它快速画出你想要的手机应用界面，然后直接生成给AI编程工具用的指令，让AI帮你写代码。</w:t>
         <w:br/>
       </w:r>
       <w:r>
-        <w:t>适用领域：界面设计、原型制作、AI 辅助编程</w:t>
+        <w:t>适用领域：移动应用设计、UI原型制作、AI辅助编程</w:t>
         <w:br/>
       </w:r>
       <w:r>
-        <w:t>对新手有什么帮助：如果你不会写代码，但想设计一个界面，这个工具能帮你把想法变成 AI 能理解的指令，省去学习复杂设计软件的麻烦。</w:t>
+        <w:t>对新手有什么帮助：适合想学UI设计或编程的新手，不用写代码就能体验设计应用界面，还能了解AI编程的基本流程。</w:t>
         <w:br/>
       </w:r>
       <w:r>
@@ -61,28 +61,28 @@
         <w:pStyle w:val="Heading2"/>
       </w:pPr>
       <w:r>
-        <w:t>2. anthropics/commerce-agents  ⭐ 2,052</w:t>
+        <w:t>2. anthropics/commerce-agents  ⭐ 2,053</w:t>
       </w:r>
     </w:p>
     <w:p>
       <w:r>
-        <w:t>语言：Python ｜ Stars：2,052 ｜ Forks：347</w:t>
+        <w:t>语言：Python ｜ Stars：2,053 ｜ Forks：347</w:t>
         <w:br/>
       </w:r>
       <w:r>
-        <w:t>这是什么：这个项目提供了一套现成的代码示例，展示如何用 Claude 打造购物或商家服务的智能助手。</w:t>
+        <w:t>这是什么：这个项目提供了一套完整的示例代码和指南，帮助你构建能处理购物和商家业务的AI助手，比如帮你推荐商品、处理订单等。</w:t>
         <w:br/>
       </w:r>
       <w:r>
-        <w:t>能用来做什么：你可以参考这些示例，开发一个能帮用户找商品、回答问题或处理订单的聊天机器人。</w:t>
+        <w:t>能用来做什么：你可以用它来学习如何开发一个智能客服或购物助手，比如自动回答客户问题、推荐产品，甚至处理退货。</w:t>
         <w:br/>
       </w:r>
       <w:r>
-        <w:t>适用领域：零售、电商、电信、娱乐</w:t>
+        <w:t>适用领域：电商、零售、电信、娱乐业、AI客服</w:t>
         <w:br/>
       </w:r>
       <w:r>
-        <w:t>对新手有什么帮助：对于想了解 AI 助手如何落地到商业场景的新手，这是一个很好的学习材料，能让你看到真实的应用案例。</w:t>
+        <w:t>对新手有什么帮助：对想了解AI如何应用于商业的新手很有帮助，通过实际例子学习构建智能助手的思路，但需要一定编程基础。</w:t>
         <w:br/>
       </w:r>
       <w:r>
@@ -103,19 +103,19 @@
         <w:br/>
       </w:r>
       <w:r>
-        <w:t>这是什么：这是一个给程序员用的工具，能更高效地处理 CSS 样式类名的合并，让网页样式更整洁。</w:t>
+        <w:t>这是什么：这是一个给网页开发用的工具，它能帮你自动整理和合并CSS样式类名，避免样式冲突，让代码更干净，而且速度非常快。</w:t>
         <w:br/>
       </w:r>
       <w:r>
-        <w:t>能用来做什么：如果你在用 Tailwind CSS 写网页，可以用它来简化样式管理，避免类名冲突。</w:t>
+        <w:t>能用来做什么：当你在写网页代码时，可以用它来简化样式处理，比如动态添加或覆盖样式，不用手动处理复杂的类名逻辑。</w:t>
         <w:br/>
       </w:r>
       <w:r>
-        <w:t>适用领域：网页开发、前端工程</w:t>
+        <w:t>适用领域：网页开发、前端开发、样式管理</w:t>
         <w:br/>
       </w:r>
       <w:r>
-        <w:t>对新手有什么帮助：虽然这个工具面向开发者，但如果你刚开始学前端，了解它能帮你写出更干净的代码，为以后进阶打基础。</w:t>
+        <w:t>对新手有什么帮助：适合想学前端开发的新手，能让你更轻松地管理样式，减少出错，但需要先了解HTML和CSS基础。</w:t>
         <w:br/>
       </w:r>
       <w:r>
@@ -136,19 +136,19 @@
         <w:br/>
       </w:r>
       <w:r>
-        <w:t>这是什么：这个项目描述不明确，可能涉及 AI 图像处理，但内容不清晰，建议谨慎对待。</w:t>
+        <w:t>这是什么：这个项目看起来是一个AI服务，但描述很模糊，可能涉及不适当的内容，因此不推荐介绍。</w:t>
         <w:br/>
       </w:r>
       <w:r>
-        <w:t>能用来做什么：由于信息不足，无法确定具体用途，不建议新手使用。</w:t>
+        <w:t>能用来做什么：无法确定具体用途，建议忽略。</w:t>
         <w:br/>
       </w:r>
       <w:r>
-        <w:t>适用领域：未知</w:t>
+        <w:t>适用领域：不适用</w:t>
         <w:br/>
       </w:r>
       <w:r>
-        <w:t>对新手有什么帮助：这个项目可能不适合学习，因为描述含糊，而且可能涉及不适当的内容，请避开。</w:t>
+        <w:t>对新手有什么帮助：不推荐使用，可能违反道德或法律。</w:t>
         <w:br/>
       </w:r>
       <w:r>
@@ -169,19 +169,19 @@
         <w:br/>
       </w:r>
       <w:r>
-        <w:t>这是什么：这是一个工具，用来防止 AI 胡说八道，它会让 AI 提出想法，但由确定性工具来验证，确保每个说法都有证据支持。</w:t>
+        <w:t>这是什么：这个工具能防止AI胡说八道，它会让AI提出想法，然后用确定性的工具去验证，每个说法都会对照真实数据检查，确保有证据支持。</w:t>
         <w:br/>
       </w:r>
       <w:r>
-        <w:t>能用来做什么：你可以用它来检查 AI 生成的信息是否真实，比如在聊天或写作时，确保内容可靠。</w:t>
+        <w:t>能用来做什么：你可以用它来检查AI生成的答案是否准确，特别适合需要可靠信息的场景，比如研究或数据分析。</w:t>
         <w:br/>
       </w:r>
       <w:r>
-        <w:t>适用领域：AI 安全、事实核查、软件开发</w:t>
+        <w:t>适用领域：AI可靠性验证、数据分析、研究辅助、事实核查</w:t>
         <w:br/>
       </w:r>
       <w:r>
-        <w:t>对新手有什么帮助：对于担心 AI 幻觉的新手，这个工具能教你如何验证信息，让你更放心地使用 AI 技术。</w:t>
+        <w:t>对新手有什么帮助：对新手来说，能帮你理解AI可能出错，并学习如何验证信息，但需要一定技术背景来使用命令行工具。</w:t>
         <w:br/>
       </w:r>
       <w:r>
@@ -220,7 +220,7 @@
       </w:r>
       <w:r>
         <w:br/>
-        <w:t>摘要：联合国警告称，全球变暖将突破1.5摄氏度的限制，这一报告凸显了气候危机的紧迫性，并呼吁各国采取更积极的减排措施。</w:t>
+        <w:t>摘要：联合国警告称，全球变暖将突破1.5摄氏度的限制，这一报告凸显了气候危机的紧迫性，需要立即采取行动。</w:t>
       </w:r>
     </w:p>
     <w:p>
@@ -231,7 +231,7 @@
         <w:t>LLMs as a Cognitive Virus</w:t>
       </w:r>
       <w:r>
-        <w:t>（👍 163）</w:t>
+        <w:t>（👍 170）</w:t>
       </w:r>
       <w:r>
         <w:br/>
@@ -239,7 +239,7 @@
       </w:r>
       <w:r>
         <w:br/>
-        <w:t>摘要：文章探讨了大型语言模型（LLM）可能像认知病毒一样传播和影响人类思维，引发对AI技术潜在社会影响的担忧。</w:t>
+        <w:t>摘要：文章探讨了大型语言模型（LLMs）如何像认知病毒一样影响人类思维，引发对AI社会影响的深思。</w:t>
       </w:r>
     </w:p>
     <w:p>
@@ -263,7 +263,7 @@
       </w:r>
       <w:r>
         <w:br/>
-        <w:t>摘要：GPT-6的发布带动了循环Transformer技术的关注，而阿里巴巴早已在该领域进行布局，显示出中国科技公司在AI前沿技术上的前瞻性。</w:t>
+        <w:t>摘要：报道指出GPT-6带动了循环Transformer的热潮，而阿里巴巴早已在该领域布局，显示中国科技公司在AI前沿的竞争力。</w:t>
       </w:r>
     </w:p>
     <w:p>
@@ -287,7 +287,7 @@
       </w:r>
       <w:r>
         <w:br/>
-        <w:t>摘要：OpenAI发布了号称全球最强的GPT-6 Astra模型，宣称人类进入AGI时代，这一突破性进展可能重塑AI应用格局，但也引发对技术伦理和安全的讨论。</w:t>
+        <w:t>摘要：新智元宣称GPT-6 Astra发布，标志着人类进入AGI时代，这一突破性进展可能重塑人工智能的未来格局。</w:t>
       </w:r>
     </w:p>
     <w:sectPr>
